--- a/Mark/Python Vue/Mark Haney.docx
+++ b/Mark/Python Vue/Mark Haney.docx
@@ -141,7 +141,17 @@
                 <w:sz w:val="24"/>
                 <w:szCs w:val="24"/>
               </w:rPr>
-              <w:t xml:space="preserve">+1 (407) 801-1287 </w:t>
+              <w:t>+1 (430) 279-2231</w:t>
+            </w:r>
+            <w:bookmarkStart w:id="0" w:name="_GoBack"/>
+            <w:bookmarkEnd w:id="0"/>
+            <w:r>
+              <w:rPr>
+                <w:rFonts w:ascii="Times New Roman" w:eastAsia="Times New Roman" w:hAnsi="Times New Roman" w:cs="Times New Roman"/>
+                <w:sz w:val="24"/>
+                <w:szCs w:val="24"/>
+              </w:rPr>
+              <w:t xml:space="preserve"> </w:t>
             </w:r>
             <w:r>
               <w:rPr>
@@ -191,8 +201,6 @@
         </w:rPr>
         <w:t>Professional Summary</w:t>
       </w:r>
-      <w:bookmarkStart w:id="0" w:name="_GoBack"/>
-      <w:bookmarkEnd w:id="0"/>
     </w:p>
     <w:p>
       <w:pPr>
@@ -7695,7 +7703,7 @@
 </file>
 
 <file path=customXml/itemProps1.xml><?xml version="1.0" encoding="utf-8"?>
-<ds:datastoreItem xmlns:ds="http://schemas.openxmlformats.org/officeDocument/2006/customXml" ds:itemID="{BDF78C52-628A-4ED9-8DBA-40C47D934711}">
+<ds:datastoreItem xmlns:ds="http://schemas.openxmlformats.org/officeDocument/2006/customXml" ds:itemID="{A1D23B75-FCB4-4829-AE9E-0872E18DD952}">
   <ds:schemaRefs>
     <ds:schemaRef ds:uri="http://schemas.openxmlformats.org/officeDocument/2006/bibliography"/>
   </ds:schemaRefs>

--- a/Mark/Python Vue/Mark Haney.docx
+++ b/Mark/Python Vue/Mark Haney.docx
@@ -143,8 +143,6 @@
               </w:rPr>
               <w:t>+1 (430) 279-2231</w:t>
             </w:r>
-            <w:bookmarkStart w:id="0" w:name="_GoBack"/>
-            <w:bookmarkEnd w:id="0"/>
             <w:r>
               <w:rPr>
                 <w:rFonts w:ascii="Times New Roman" w:eastAsia="Times New Roman" w:hAnsi="Times New Roman" w:cs="Times New Roman"/>
@@ -505,7 +503,7 @@
           <w:sz w:val="24"/>
           <w:szCs w:val="24"/>
         </w:rPr>
-        <w:t xml:space="preserve">, Flask 2.x–3.x, Celery 5.x, REST API, </w:t>
+        <w:t xml:space="preserve">, Flask 2.x–3.x, Celery, REST API, </w:t>
       </w:r>
       <w:proofErr w:type="spellStart"/>
       <w:r>
@@ -633,7 +631,7 @@
           <w:sz w:val="24"/>
           <w:szCs w:val="24"/>
         </w:rPr>
-        <w:t xml:space="preserve"> 4.7–5.5, JavaScript ES6+, </w:t>
+        <w:t xml:space="preserve">, JavaScript ES6+, </w:t>
       </w:r>
       <w:proofErr w:type="spellStart"/>
       <w:r>
@@ -669,7 +667,7 @@
           <w:sz w:val="24"/>
           <w:szCs w:val="24"/>
         </w:rPr>
-        <w:t xml:space="preserve"> 3–4, Composition API, </w:t>
+        <w:t xml:space="preserve">, Composition API, </w:t>
       </w:r>
       <w:proofErr w:type="spellStart"/>
       <w:r>
@@ -741,15 +739,15 @@
           <w:sz w:val="24"/>
           <w:szCs w:val="24"/>
         </w:rPr>
-        <w:t>PostgreSQL 12–16</w:t>
-      </w:r>
-      <w:r>
-        <w:rPr>
-          <w:rFonts w:ascii="Times New Roman" w:eastAsia="Times New Roman" w:hAnsi="Times New Roman" w:cs="Times New Roman"/>
-          <w:sz w:val="24"/>
-          <w:szCs w:val="24"/>
-        </w:rPr>
-        <w:t xml:space="preserve">, MongoDB 4.x–7.x, MySQL 8.x, </w:t>
+        <w:t>PostgreSQL</w:t>
+      </w:r>
+      <w:r>
+        <w:rPr>
+          <w:rFonts w:ascii="Times New Roman" w:eastAsia="Times New Roman" w:hAnsi="Times New Roman" w:cs="Times New Roman"/>
+          <w:sz w:val="24"/>
+          <w:szCs w:val="24"/>
+        </w:rPr>
+        <w:t xml:space="preserve">, MongoDB, MySQL, </w:t>
       </w:r>
       <w:proofErr w:type="spellStart"/>
       <w:r>
@@ -767,7 +765,7 @@
           <w:sz w:val="24"/>
           <w:szCs w:val="24"/>
         </w:rPr>
-        <w:t xml:space="preserve"> 6–7, </w:t>
+        <w:t xml:space="preserve">, </w:t>
       </w:r>
       <w:proofErr w:type="spellStart"/>
       <w:r>
@@ -837,7 +835,17 @@
           <w:sz w:val="24"/>
           <w:szCs w:val="24"/>
         </w:rPr>
-        <w:t xml:space="preserve"> CI, Terraform, Nginx, Linux, CI/CD, Blue-Green Deployment</w:t>
+        <w:t xml:space="preserve"> CI, Terraform, Nginx, Linux, CI/CD, Blue-Green Deploymen</w:t>
+      </w:r>
+      <w:bookmarkStart w:id="0" w:name="_GoBack"/>
+      <w:bookmarkEnd w:id="0"/>
+      <w:r>
+        <w:rPr>
+          <w:rFonts w:ascii="Times New Roman" w:eastAsia="Times New Roman" w:hAnsi="Times New Roman" w:cs="Times New Roman"/>
+          <w:sz w:val="24"/>
+          <w:szCs w:val="24"/>
+        </w:rPr>
+        <w:t>t</w:t>
       </w:r>
     </w:p>
     <w:p>
@@ -1362,25 +1370,7 @@
           <w:sz w:val="24"/>
           <w:szCs w:val="24"/>
         </w:rPr>
-        <w:t xml:space="preserve">, reducing frontend bundle size by </w:t>
-      </w:r>
-      <w:r>
-        <w:rPr>
-          <w:rFonts w:ascii="Times New Roman" w:eastAsia="Times New Roman" w:hAnsi="Times New Roman" w:cs="Times New Roman"/>
-          <w:b/>
-          <w:bCs/>
-          <w:sz w:val="24"/>
-          <w:szCs w:val="24"/>
-        </w:rPr>
-        <w:t>22%</w:t>
-      </w:r>
-      <w:r>
-        <w:rPr>
-          <w:rFonts w:ascii="Times New Roman" w:eastAsia="Times New Roman" w:hAnsi="Times New Roman" w:cs="Times New Roman"/>
-          <w:sz w:val="24"/>
-          <w:szCs w:val="24"/>
-        </w:rPr>
-        <w:t xml:space="preserve"> while keeping feature parity across customer-facing pages.</w:t>
+        <w:t>, reducing frontend bundle size while keeping feature parity across customer-facing pages.</w:t>
       </w:r>
     </w:p>
     <w:p>
@@ -1561,25 +1551,7 @@
           <w:szCs w:val="24"/>
         </w:rPr>
         <w:lastRenderedPageBreak/>
-        <w:t xml:space="preserve">Improved Celery task reliability by separating long-running jobs from quick notification jobs, reducing delayed background processing incidents by </w:t>
-      </w:r>
-      <w:r>
-        <w:rPr>
-          <w:rFonts w:ascii="Times New Roman" w:eastAsia="Times New Roman" w:hAnsi="Times New Roman" w:cs="Times New Roman"/>
-          <w:b/>
-          <w:bCs/>
-          <w:sz w:val="24"/>
-          <w:szCs w:val="24"/>
-        </w:rPr>
-        <w:t>31%</w:t>
-      </w:r>
-      <w:r>
-        <w:rPr>
-          <w:rFonts w:ascii="Times New Roman" w:eastAsia="Times New Roman" w:hAnsi="Times New Roman" w:cs="Times New Roman"/>
-          <w:sz w:val="24"/>
-          <w:szCs w:val="24"/>
-        </w:rPr>
-        <w:t>.</w:t>
+        <w:t>Improved Celery task reliability by separating long-running jobs from quick notification jobs, reducing delayed background processing incidents.</w:t>
       </w:r>
     </w:p>
     <w:p>
@@ -1621,25 +1593,7 @@
           <w:sz w:val="24"/>
           <w:szCs w:val="24"/>
         </w:rPr>
-        <w:t xml:space="preserve">, Cypress, and contract test coverage for critical account workflows, reducing regression bugs in release candidates by </w:t>
-      </w:r>
-      <w:r>
-        <w:rPr>
-          <w:rFonts w:ascii="Times New Roman" w:eastAsia="Times New Roman" w:hAnsi="Times New Roman" w:cs="Times New Roman"/>
-          <w:b/>
-          <w:bCs/>
-          <w:sz w:val="24"/>
-          <w:szCs w:val="24"/>
-        </w:rPr>
-        <w:t>26%</w:t>
-      </w:r>
-      <w:r>
-        <w:rPr>
-          <w:rFonts w:ascii="Times New Roman" w:eastAsia="Times New Roman" w:hAnsi="Times New Roman" w:cs="Times New Roman"/>
-          <w:sz w:val="24"/>
-          <w:szCs w:val="24"/>
-        </w:rPr>
-        <w:t>.</w:t>
+        <w:t>, Cypress, and contract test coverage for critical account workflows, reducing regression bugs in release candidates.</w:t>
       </w:r>
     </w:p>
     <w:p>
@@ -1705,25 +1659,7 @@
           <w:sz w:val="24"/>
           <w:szCs w:val="24"/>
         </w:rPr>
-        <w:t xml:space="preserve"> dashboards, reducing average production debugging time by </w:t>
-      </w:r>
-      <w:r>
-        <w:rPr>
-          <w:rFonts w:ascii="Times New Roman" w:eastAsia="Times New Roman" w:hAnsi="Times New Roman" w:cs="Times New Roman"/>
-          <w:b/>
-          <w:bCs/>
-          <w:sz w:val="24"/>
-          <w:szCs w:val="24"/>
-        </w:rPr>
-        <w:t>24%</w:t>
-      </w:r>
-      <w:r>
-        <w:rPr>
-          <w:rFonts w:ascii="Times New Roman" w:eastAsia="Times New Roman" w:hAnsi="Times New Roman" w:cs="Times New Roman"/>
-          <w:sz w:val="24"/>
-          <w:szCs w:val="24"/>
-        </w:rPr>
-        <w:t>.</w:t>
+        <w:t xml:space="preserve"> dashboards, reducing average production debugging time.</w:t>
       </w:r>
     </w:p>
     <w:p>
@@ -2182,17 +2118,15 @@
           <w:sz w:val="24"/>
           <w:szCs w:val="24"/>
         </w:rPr>
-        <w:t xml:space="preserve">, improving maintainability and reducing frontend defects by </w:t>
-      </w:r>
-      <w:r>
-        <w:rPr>
-          <w:rFonts w:ascii="Times New Roman" w:eastAsia="Times New Roman" w:hAnsi="Times New Roman" w:cs="Times New Roman"/>
-          <w:b/>
-          <w:bCs/>
-          <w:sz w:val="24"/>
-          <w:szCs w:val="24"/>
-        </w:rPr>
-        <w:t>21%</w:t>
+        <w:t>, improving maintainability a</w:t>
+      </w:r>
+      <w:r>
+        <w:rPr>
+          <w:rFonts w:ascii="Times New Roman" w:eastAsia="Times New Roman" w:hAnsi="Times New Roman" w:cs="Times New Roman"/>
+          <w:sz w:val="24"/>
+          <w:szCs w:val="24"/>
+        </w:rPr>
+        <w:t>nd reducing frontend defects</w:t>
       </w:r>
       <w:r>
         <w:rPr>
@@ -2356,25 +2290,23 @@
           <w:sz w:val="24"/>
           <w:szCs w:val="24"/>
         </w:rPr>
-        <w:t xml:space="preserve"> and Jest coverage around payment, document, and notification flows, reducing critical regression issues by </w:t>
-      </w:r>
-      <w:r>
-        <w:rPr>
-          <w:rFonts w:ascii="Times New Roman" w:eastAsia="Times New Roman" w:hAnsi="Times New Roman" w:cs="Times New Roman"/>
-          <w:b/>
-          <w:bCs/>
-          <w:sz w:val="24"/>
-          <w:szCs w:val="24"/>
-        </w:rPr>
-        <w:t>19%</w:t>
-      </w:r>
-      <w:r>
-        <w:rPr>
-          <w:rFonts w:ascii="Times New Roman" w:eastAsia="Times New Roman" w:hAnsi="Times New Roman" w:cs="Times New Roman"/>
-          <w:sz w:val="24"/>
-          <w:szCs w:val="24"/>
-        </w:rPr>
-        <w:t xml:space="preserve"> across major releases.</w:t>
+        <w:t xml:space="preserve"> and Jest coverage around payment, document, and notification flows, reducin</w:t>
+      </w:r>
+      <w:r>
+        <w:rPr>
+          <w:rFonts w:ascii="Times New Roman" w:eastAsia="Times New Roman" w:hAnsi="Times New Roman" w:cs="Times New Roman"/>
+          <w:sz w:val="24"/>
+          <w:szCs w:val="24"/>
+        </w:rPr>
+        <w:t xml:space="preserve">g critical regression issues </w:t>
+      </w:r>
+      <w:r>
+        <w:rPr>
+          <w:rFonts w:ascii="Times New Roman" w:eastAsia="Times New Roman" w:hAnsi="Times New Roman" w:cs="Times New Roman"/>
+          <w:sz w:val="24"/>
+          <w:szCs w:val="24"/>
+        </w:rPr>
+        <w:t>across major releases.</w:t>
       </w:r>
     </w:p>
     <w:p>
@@ -2932,17 +2864,15 @@
           <w:sz w:val="24"/>
           <w:szCs w:val="24"/>
         </w:rPr>
-        <w:t xml:space="preserve">Created integration tests for donation import, campaign segmentation, and user permission flows, reducing QA rework by </w:t>
-      </w:r>
-      <w:r>
-        <w:rPr>
-          <w:rFonts w:ascii="Times New Roman" w:eastAsia="Times New Roman" w:hAnsi="Times New Roman" w:cs="Times New Roman"/>
-          <w:b/>
-          <w:bCs/>
-          <w:sz w:val="24"/>
-          <w:szCs w:val="24"/>
-        </w:rPr>
-        <w:t>17%</w:t>
+        <w:t>Created integration tests for donation import, campaign segmentation, and user permissi</w:t>
+      </w:r>
+      <w:r>
+        <w:rPr>
+          <w:rFonts w:ascii="Times New Roman" w:eastAsia="Times New Roman" w:hAnsi="Times New Roman" w:cs="Times New Roman"/>
+          <w:sz w:val="24"/>
+          <w:szCs w:val="24"/>
+        </w:rPr>
+        <w:t>on flows, reducing QA rework</w:t>
       </w:r>
       <w:r>
         <w:rPr>
@@ -3328,25 +3258,15 @@
           <w:sz w:val="24"/>
           <w:szCs w:val="24"/>
         </w:rPr>
-        <w:t xml:space="preserve"> older procedural Python scripts into structured Flask services, improving testability and reducing operational support issues by </w:t>
-      </w:r>
-      <w:r>
-        <w:rPr>
-          <w:rFonts w:ascii="Times New Roman" w:eastAsia="Times New Roman" w:hAnsi="Times New Roman" w:cs="Times New Roman"/>
-          <w:b/>
-          <w:bCs/>
-          <w:sz w:val="24"/>
-          <w:szCs w:val="24"/>
-        </w:rPr>
-        <w:t>20%</w:t>
-      </w:r>
-      <w:r>
-        <w:rPr>
-          <w:rFonts w:ascii="Times New Roman" w:eastAsia="Times New Roman" w:hAnsi="Times New Roman" w:cs="Times New Roman"/>
-          <w:sz w:val="24"/>
-          <w:szCs w:val="24"/>
-        </w:rPr>
-        <w:t>.</w:t>
+        <w:t xml:space="preserve"> older procedural Python scripts into structured Flask services, improving testability and reducing operational </w:t>
+      </w:r>
+      <w:r>
+        <w:rPr>
+          <w:rFonts w:ascii="Times New Roman" w:eastAsia="Times New Roman" w:hAnsi="Times New Roman" w:cs="Times New Roman"/>
+          <w:sz w:val="24"/>
+          <w:szCs w:val="24"/>
+        </w:rPr>
+        <w:t>support issues.</w:t>
       </w:r>
     </w:p>
     <w:p>
@@ -3641,25 +3561,7 @@
           <w:sz w:val="24"/>
           <w:szCs w:val="24"/>
         </w:rPr>
-        <w:t xml:space="preserve">Automated repetitive support reporting tasks with Python scripts, reducing manual spreadsheet preparation by </w:t>
-      </w:r>
-      <w:r>
-        <w:rPr>
-          <w:rFonts w:ascii="Times New Roman" w:eastAsia="Times New Roman" w:hAnsi="Times New Roman" w:cs="Times New Roman"/>
-          <w:b/>
-          <w:bCs/>
-          <w:sz w:val="24"/>
-          <w:szCs w:val="24"/>
-        </w:rPr>
-        <w:t>18%</w:t>
-      </w:r>
-      <w:r>
-        <w:rPr>
-          <w:rFonts w:ascii="Times New Roman" w:eastAsia="Times New Roman" w:hAnsi="Times New Roman" w:cs="Times New Roman"/>
-          <w:sz w:val="24"/>
-          <w:szCs w:val="24"/>
-        </w:rPr>
-        <w:t xml:space="preserve"> for operations and account teams.</w:t>
+        <w:t>Automated repetitive support reporting tasks with Python scripts, reducing manual spreadsheet preparation for operations and account teams.</w:t>
       </w:r>
     </w:p>
     <w:p>
@@ -7703,7 +7605,7 @@
 </file>
 
 <file path=customXml/itemProps1.xml><?xml version="1.0" encoding="utf-8"?>
-<ds:datastoreItem xmlns:ds="http://schemas.openxmlformats.org/officeDocument/2006/customXml" ds:itemID="{A1D23B75-FCB4-4829-AE9E-0872E18DD952}">
+<ds:datastoreItem xmlns:ds="http://schemas.openxmlformats.org/officeDocument/2006/customXml" ds:itemID="{2CD05381-6633-4CC5-A011-514507B60D84}">
   <ds:schemaRefs>
     <ds:schemaRef ds:uri="http://schemas.openxmlformats.org/officeDocument/2006/bibliography"/>
   </ds:schemaRefs>
